--- a/IngSoftware/propuesta/CasosDeUso/Productos/4-GestionarCategoria.docx
+++ b/IngSoftware/propuesta/CasosDeUso/Productos/4-GestionarCategoria.docx
@@ -53,7 +53,7 @@
         <w:pStyle w:val="Ttulo2"/>
       </w:pPr>
       <w:r>
-        <w:t>Lista de Personal Interesado</w:t>
+        <w:t>Personal Involucrado e Intereses</w:t>
       </w:r>
     </w:p>
     <w:p>
@@ -551,13 +551,7 @@
         <w:t>2c.</w:t>
       </w:r>
       <w:r>
-        <w:t xml:space="preserve"> </w:t>
-      </w:r>
-      <w:r>
-        <w:t>El Administrador de Productos selecciona una Categoría y comienza</w:t>
-      </w:r>
-      <w:r>
-        <w:t xml:space="preserve"> a editarla.</w:t>
+        <w:t xml:space="preserve"> El Administrador de Productos selecciona una Categoría y comienza a editarla.</w:t>
       </w:r>
     </w:p>
     <w:p>
@@ -595,10 +589,7 @@
         <w:t>aviso</w:t>
       </w:r>
       <w:r>
-        <w:t xml:space="preserve"> indicando que ya existe una Categoría con ese nombre</w:t>
-      </w:r>
-      <w:r>
-        <w:t xml:space="preserve"> </w:t>
+        <w:t xml:space="preserve"> indicando que ya existe una Categoría con ese nombre </w:t>
       </w:r>
     </w:p>
     <w:p>
